--- a/protected-resources/ambassador/week-10/Future-Ready-Week-10-Portfolio-Artifact.docx
+++ b/protected-resources/ambassador/week-10/Future-Ready-Week-10-Portfolio-Artifact.docx
@@ -8,19 +8,11 @@
       </w:pPr>
       <w:r>
         <w:rPr>
+          <w:rFonts w:ascii="Aptos Display" w:hAnsi="Aptos Display"/>
           <w:b/>
-          <w:sz w:val="30"/>
+          <w:sz w:val="48"/>
         </w:rPr>
-        <w:t>BUILD6™ — Ambassador Christian School</w:t>
-      </w:r>
-    </w:p>
-    <w:p>
-      <w:pPr>
-        <w:pStyle w:val="Heading1"/>
-        <w:jc w:val="center"/>
-      </w:pPr>
-      <w:r>
-        <w:t>Week 10: Interview Under Pressure</w:t>
+        <w:t>BUILD6™</w:t>
       </w:r>
     </w:p>
     <w:p>
@@ -30,23 +22,47 @@
       <w:r>
         <w:rPr>
           <w:b/>
+          <w:sz w:val="34"/>
         </w:rPr>
-        <w:t>Portfolio Artifact</w:t>
+        <w:t>WEEK 10 · Professional Curiosity + Business Literacy</w:t>
+      </w:r>
+    </w:p>
+    <w:p>
+      <w:pPr>
+        <w:jc w:val="center"/>
+      </w:pPr>
+      <w:r>
+        <w:rPr>
+          <w:i/>
+          <w:sz w:val="22"/>
+        </w:rPr>
+        <w:t>Julie + Eric - Ask Better. Listen Better. Connect Better.</w:t>
+      </w:r>
+    </w:p>
+    <w:p>
+      <w:pPr>
+        <w:jc w:val="center"/>
+      </w:pPr>
+      <w:r>
+        <w:rPr>
+          <w:b/>
+          <w:sz w:val="18"/>
+        </w:rPr>
+        <w:t>PORTFOLIO ARTIFACT</w:t>
+      </w:r>
+    </w:p>
+    <w:p/>
+    <w:p>
+      <w:pPr>
+        <w:pStyle w:val="Heading1"/>
+      </w:pPr>
+      <w:r>
+        <w:t>Artifact to Preserve</w:t>
       </w:r>
     </w:p>
     <w:p>
       <w:r>
-        <w:t>Date: October 22, 2026</w:t>
-      </w:r>
-    </w:p>
-    <w:p>
-      <w:r>
-        <w:t>BUILD6 Stage: CONNECT™</w:t>
-      </w:r>
-    </w:p>
-    <w:p>
-      <w:r>
-        <w:t>Experience Alignment: Julee Herberth + Eric presentation in the auditorium; pressure communication and professional confidence.</w:t>
+        <w:t>Professional Question Set + Julie &amp; Eric Connection Record + Thank-You/Follow-Up</w:t>
       </w:r>
     </w:p>
     <w:p>
@@ -54,41 +70,55 @@
         <w:pStyle w:val="Heading2"/>
       </w:pPr>
       <w:r>
-        <w:t>Portfolio Artifact</w:t>
+        <w:t>What Happened?</w:t>
       </w:r>
     </w:p>
     <w:p>
+      <w:pPr>
+        <w:spacing w:after="60"/>
+      </w:pPr>
       <w:r>
-        <w:t>Artifact Title: ______________________________________________</w:t>
+        <w:t>________________________________________________________________________________</w:t>
       </w:r>
     </w:p>
     <w:p>
+      <w:pPr>
+        <w:spacing w:after="60"/>
+      </w:pPr>
       <w:r>
-        <w:t>Evidence Type: reflection / photo / question / speaker takeaway / tour observation / project work / other</w:t>
+        <w:t>________________________________________________________________________________</w:t>
       </w:r>
     </w:p>
     <w:p>
+      <w:pPr>
+        <w:spacing w:after="60"/>
+      </w:pPr>
       <w:r>
-        <w:t>What this shows about me:</w:t>
+        <w:t>________________________________________________________________________________</w:t>
       </w:r>
     </w:p>
     <w:p>
+      <w:pPr>
+        <w:spacing w:after="60"/>
+      </w:pPr>
       <w:r>
-        <w:br/>
-        <w:br/>
-        <w:br/>
+        <w:t>________________________________________________________________________________</w:t>
       </w:r>
     </w:p>
     <w:p>
+      <w:pPr>
+        <w:spacing w:after="60"/>
+      </w:pPr>
       <w:r>
-        <w:t>How this connects to my Capstone:</w:t>
+        <w:t>________________________________________________________________________________</w:t>
       </w:r>
     </w:p>
     <w:p>
+      <w:pPr>
+        <w:spacing w:after="60"/>
+      </w:pPr>
       <w:r>
-        <w:br/>
-        <w:br/>
-        <w:br/>
+        <w:t>________________________________________________________________________________</w:t>
       </w:r>
     </w:p>
     <w:p>
@@ -96,1497 +126,395 @@
         <w:pStyle w:val="Heading2"/>
       </w:pPr>
       <w:r>
-        <w:t>Locked Weekly Curriculum</w:t>
+        <w:t>What Did I Do?</w:t>
+      </w:r>
+    </w:p>
+    <w:p>
+      <w:pPr>
+        <w:spacing w:after="60"/>
+      </w:pPr>
+      <w:r>
+        <w:t>________________________________________________________________________________</w:t>
+      </w:r>
+    </w:p>
+    <w:p>
+      <w:pPr>
+        <w:spacing w:after="60"/>
+      </w:pPr>
+      <w:r>
+        <w:t>________________________________________________________________________________</w:t>
+      </w:r>
+    </w:p>
+    <w:p>
+      <w:pPr>
+        <w:spacing w:after="60"/>
+      </w:pPr>
+      <w:r>
+        <w:t>________________________________________________________________________________</w:t>
+      </w:r>
+    </w:p>
+    <w:p>
+      <w:pPr>
+        <w:spacing w:after="60"/>
+      </w:pPr>
+      <w:r>
+        <w:t>________________________________________________________________________________</w:t>
+      </w:r>
+    </w:p>
+    <w:p>
+      <w:pPr>
+        <w:spacing w:after="60"/>
+      </w:pPr>
+      <w:r>
+        <w:t>________________________________________________________________________________</w:t>
+      </w:r>
+    </w:p>
+    <w:p>
+      <w:pPr>
+        <w:spacing w:after="60"/>
+      </w:pPr>
+      <w:r>
+        <w:t>________________________________________________________________________________</w:t>
+      </w:r>
+    </w:p>
+    <w:p>
+      <w:pPr>
+        <w:pStyle w:val="Heading2"/>
+      </w:pPr>
+      <w:r>
+        <w:t>What Changed After Feedback / Verification / Experience?</w:t>
+      </w:r>
+    </w:p>
+    <w:p>
+      <w:pPr>
+        <w:spacing w:after="60"/>
+      </w:pPr>
+      <w:r>
+        <w:t>________________________________________________________________________________</w:t>
+      </w:r>
+    </w:p>
+    <w:p>
+      <w:pPr>
+        <w:spacing w:after="60"/>
+      </w:pPr>
+      <w:r>
+        <w:t>________________________________________________________________________________</w:t>
+      </w:r>
+    </w:p>
+    <w:p>
+      <w:pPr>
+        <w:spacing w:after="60"/>
+      </w:pPr>
+      <w:r>
+        <w:t>________________________________________________________________________________</w:t>
+      </w:r>
+    </w:p>
+    <w:p>
+      <w:pPr>
+        <w:spacing w:after="60"/>
+      </w:pPr>
+      <w:r>
+        <w:t>________________________________________________________________________________</w:t>
+      </w:r>
+    </w:p>
+    <w:p>
+      <w:pPr>
+        <w:spacing w:after="60"/>
+      </w:pPr>
+      <w:r>
+        <w:t>________________________________________________________________________________</w:t>
+      </w:r>
+    </w:p>
+    <w:p>
+      <w:pPr>
+        <w:spacing w:after="60"/>
+      </w:pPr>
+      <w:r>
+        <w:t>________________________________________________________________________________</w:t>
+      </w:r>
+    </w:p>
+    <w:p>
+      <w:pPr>
+        <w:pStyle w:val="Heading2"/>
+      </w:pPr>
+      <w:r>
+        <w:t>What Skill Does This Prove?</w:t>
+      </w:r>
+    </w:p>
+    <w:p>
+      <w:pPr>
+        <w:pStyle w:val="ListBullet"/>
+      </w:pPr>
+      <w:r>
+        <w:t>Professional curiosity</w:t>
+      </w:r>
+    </w:p>
+    <w:p>
+      <w:pPr>
+        <w:pStyle w:val="ListBullet"/>
+      </w:pPr>
+      <w:r>
+        <w:t>Active listening</w:t>
+      </w:r>
+    </w:p>
+    <w:p>
+      <w:pPr>
+        <w:pStyle w:val="ListBullet"/>
+      </w:pPr>
+      <w:r>
+        <w:t>Question design</w:t>
+      </w:r>
+    </w:p>
+    <w:p>
+      <w:pPr>
+        <w:pStyle w:val="ListBullet"/>
+      </w:pPr>
+      <w:r>
+        <w:t>Business literacy</w:t>
+      </w:r>
+    </w:p>
+    <w:p>
+      <w:pPr>
+        <w:pStyle w:val="ListBullet"/>
+      </w:pPr>
+      <w:r>
+        <w:t>Professional introductions</w:t>
+      </w:r>
+    </w:p>
+    <w:p>
+      <w:pPr>
+        <w:pStyle w:val="ListBullet"/>
+      </w:pPr>
+      <w:r>
+        <w:t>Relationship building</w:t>
+      </w:r>
+    </w:p>
+    <w:p>
+      <w:pPr>
+        <w:pStyle w:val="ListBullet"/>
+      </w:pPr>
+      <w:r>
+        <w:t>Follow-up</w:t>
+      </w:r>
+    </w:p>
+    <w:p>
+      <w:pPr>
+        <w:spacing w:after="60"/>
+      </w:pPr>
+      <w:r>
+        <w:t>________________________________________________________________________________</w:t>
+      </w:r>
+    </w:p>
+    <w:p>
+      <w:pPr>
+        <w:spacing w:after="60"/>
+      </w:pPr>
+      <w:r>
+        <w:t>________________________________________________________________________________</w:t>
+      </w:r>
+    </w:p>
+    <w:p>
+      <w:pPr>
+        <w:spacing w:after="60"/>
+      </w:pPr>
+      <w:r>
+        <w:t>________________________________________________________________________________</w:t>
+      </w:r>
+    </w:p>
+    <w:p>
+      <w:pPr>
+        <w:pStyle w:val="Heading2"/>
+      </w:pPr>
+      <w:r>
+        <w:t>Why Does This Matter for My Future?</w:t>
+      </w:r>
+    </w:p>
+    <w:p>
+      <w:pPr>
+        <w:spacing w:after="60"/>
+      </w:pPr>
+      <w:r>
+        <w:t>________________________________________________________________________________</w:t>
+      </w:r>
+    </w:p>
+    <w:p>
+      <w:pPr>
+        <w:spacing w:after="60"/>
+      </w:pPr>
+      <w:r>
+        <w:t>________________________________________________________________________________</w:t>
+      </w:r>
+    </w:p>
+    <w:p>
+      <w:pPr>
+        <w:spacing w:after="60"/>
+      </w:pPr>
+      <w:r>
+        <w:t>________________________________________________________________________________</w:t>
+      </w:r>
+    </w:p>
+    <w:p>
+      <w:pPr>
+        <w:spacing w:after="60"/>
+      </w:pPr>
+      <w:r>
+        <w:t>________________________________________________________________________________</w:t>
+      </w:r>
+    </w:p>
+    <w:p>
+      <w:pPr>
+        <w:spacing w:after="60"/>
+      </w:pPr>
+      <w:r>
+        <w:t>________________________________________________________________________________</w:t>
+      </w:r>
+    </w:p>
+    <w:p>
+      <w:pPr>
+        <w:spacing w:after="60"/>
+      </w:pPr>
+      <w:r>
+        <w:t>________________________________________________________________________________</w:t>
+      </w:r>
+    </w:p>
+    <w:p>
+      <w:pPr>
+        <w:pStyle w:val="Heading1"/>
+      </w:pPr>
+      <w:r>
+        <w:t>Capstone Connection</w:t>
       </w:r>
     </w:p>
     <w:p>
       <w:r>
-        <w:t>© 2026 BUILD6™. All Rights Reserved.</w:t>
+        <w:t>Preserve one professional connection story: what you researched, the question you asked, what you learned, and the next action you chose because of the conversation.</w:t>
+      </w:r>
+    </w:p>
+    <w:p>
+      <w:pPr>
+        <w:spacing w:after="60"/>
+      </w:pPr>
+      <w:r>
+        <w:t>________________________________________________________________________________</w:t>
+      </w:r>
+    </w:p>
+    <w:p>
+      <w:pPr>
+        <w:spacing w:after="60"/>
+      </w:pPr>
+      <w:r>
+        <w:t>________________________________________________________________________________</w:t>
+      </w:r>
+    </w:p>
+    <w:p>
+      <w:pPr>
+        <w:spacing w:after="60"/>
+      </w:pPr>
+      <w:r>
+        <w:t>________________________________________________________________________________</w:t>
+      </w:r>
+    </w:p>
+    <w:p>
+      <w:pPr>
+        <w:spacing w:after="60"/>
+      </w:pPr>
+      <w:r>
+        <w:t>________________________________________________________________________________</w:t>
+      </w:r>
+    </w:p>
+    <w:p>
+      <w:pPr>
+        <w:spacing w:after="60"/>
+      </w:pPr>
+      <w:r>
+        <w:t>________________________________________________________________________________</w:t>
+      </w:r>
+    </w:p>
+    <w:p>
+      <w:pPr>
+        <w:spacing w:after="60"/>
+      </w:pPr>
+      <w:r>
+        <w:t>________________________________________________________________________________</w:t>
+      </w:r>
+    </w:p>
+    <w:p>
+      <w:pPr>
+        <w:pStyle w:val="Heading1"/>
+      </w:pPr>
+      <w:r>
+        <w:t>Friday Reflection</w:t>
       </w:r>
     </w:p>
     <w:p>
       <w:r>
-        <w:t>Proprietary Future Ready™ / BUILD6™ program material.</w:t>
+        <w:t>What did I learn from Julie and Eric that I could not have learned from a website, and what will I do with that information?</w:t>
       </w:r>
     </w:p>
     <w:p>
+      <w:pPr>
+        <w:spacing w:after="60"/>
+      </w:pPr>
       <w:r>
-        <w:t>Future Ready™ · Week 10</w:t>
+        <w:t>________________________________________________________________________________</w:t>
       </w:r>
     </w:p>
     <w:p>
+      <w:pPr>
+        <w:spacing w:after="60"/>
+      </w:pPr>
       <w:r>
-        <w:t>INTERVIEW UNDER PRESSURE</w:t>
+        <w:t>________________________________________________________________________________</w:t>
       </w:r>
     </w:p>
     <w:p>
+      <w:pPr>
+        <w:spacing w:after="60"/>
+      </w:pPr>
       <w:r>
-        <w:t>Confidence · Storytelling · Adaptability · Professional Communication</w:t>
+        <w:t>________________________________________________________________________________</w:t>
       </w:r>
     </w:p>
     <w:p>
+      <w:pPr>
+        <w:spacing w:after="60"/>
+      </w:pPr>
       <w:r>
-        <w:t>ESSENTIAL QUESTION</w:t>
+        <w:t>________________________________________________________________________________</w:t>
       </w:r>
     </w:p>
     <w:p>
+      <w:pPr>
+        <w:spacing w:after="60"/>
+      </w:pPr>
       <w:r>
-        <w:t>**How do I stay credible, clear and confident when I do not know exactly what I will be asked?**</w:t>
+        <w:t>________________________________________________________________________________</w:t>
       </w:r>
     </w:p>
     <w:p>
+      <w:pPr>
+        <w:spacing w:after="60"/>
+      </w:pPr>
       <w:r>
-        <w:t>---</w:t>
+        <w:t>________________________________________________________________________________</w:t>
       </w:r>
     </w:p>
     <w:p>
+      <w:pPr>
+        <w:spacing w:after="60"/>
+      </w:pPr>
       <w:r>
-        <w:t>THIS WEEK</w:t>
-      </w:r>
-    </w:p>
-    <w:p>
-      <w:r>
-        <w:t>Last week, you built a Story Bank.</w:t>
-      </w:r>
-    </w:p>
-    <w:p>
-      <w:r>
-        <w:t>You identified real experiences that prove teamwork, leadership, reliability, adaptability, problem solving and communication.</w:t>
-      </w:r>
-    </w:p>
-    <w:p>
-      <w:r>
-        <w:t>Now you have to use those stories under pressure.</w:t>
-      </w:r>
-    </w:p>
-    <w:p>
-      <w:r>
-        <w:t>An interview is not about memorizing perfect answers.</w:t>
-      </w:r>
-    </w:p>
-    <w:p>
-      <w:r>
-        <w:t>It is about:</w:t>
-      </w:r>
-    </w:p>
-    <w:p>
-      <w:r>
-        <w:t>- listening carefully</w:t>
-        <w:br/>
-        <w:t>- understanding what the question is really asking</w:t>
-        <w:br/>
-        <w:t>- choosing the right story</w:t>
-        <w:br/>
-        <w:t>- explaining your actions clearly</w:t>
-        <w:br/>
-        <w:t>- showing what you learned</w:t>
-        <w:br/>
-        <w:t>- adapting when a question surprises you</w:t>
-        <w:br/>
-        <w:t>- recovering if an answer starts badly</w:t>
-        <w:br/>
-        <w:t>- communicating like a prepared professional</w:t>
-      </w:r>
-    </w:p>
-    <w:p>
-      <w:r>
-        <w:t>---</w:t>
-      </w:r>
-    </w:p>
-    <w:p>
-      <w:r>
-        <w:t>PART 1 · BRING YOUR STORY BANK</w:t>
-      </w:r>
-    </w:p>
-    <w:p>
-      <w:r>
-        <w:t>Choose six stories from Week 9.</w:t>
-      </w:r>
-    </w:p>
-    <w:p>
-      <w:r>
-        <w:t>TEAMWORK STORY</w:t>
-      </w:r>
-    </w:p>
-    <w:p>
-      <w:r>
-        <w:t>____________________________________________________</w:t>
-      </w:r>
-    </w:p>
-    <w:p>
-      <w:r>
-        <w:t>LEADERSHIP STORY</w:t>
-      </w:r>
-    </w:p>
-    <w:p>
-      <w:r>
-        <w:t>____________________________________________________</w:t>
-      </w:r>
-    </w:p>
-    <w:p>
-      <w:r>
-        <w:t>PROBLEM-SOLVING STORY</w:t>
-      </w:r>
-    </w:p>
-    <w:p>
-      <w:r>
-        <w:t>____________________________________________________</w:t>
-      </w:r>
-    </w:p>
-    <w:p>
-      <w:r>
-        <w:t>RELIABILITY STORY</w:t>
-      </w:r>
-    </w:p>
-    <w:p>
-      <w:r>
-        <w:t>____________________________________________________</w:t>
-      </w:r>
-    </w:p>
-    <w:p>
-      <w:r>
-        <w:t>ADAPTABILITY STORY</w:t>
-      </w:r>
-    </w:p>
-    <w:p>
-      <w:r>
-        <w:t>____________________________________________________</w:t>
-      </w:r>
-    </w:p>
-    <w:p>
-      <w:r>
-        <w:t>COMMUNICATION STORY</w:t>
-      </w:r>
-    </w:p>
-    <w:p>
-      <w:r>
-        <w:t>____________________________________________________</w:t>
-      </w:r>
-    </w:p>
-    <w:p>
-      <w:r>
-        <w:t>---</w:t>
-      </w:r>
-    </w:p>
-    <w:p>
-      <w:r>
-        <w:t>PART 2 · BUILD A STRONG ANSWER</w:t>
-      </w:r>
-    </w:p>
-    <w:p>
-      <w:r>
-        <w:t>Use:</w:t>
-      </w:r>
-    </w:p>
-    <w:p>
-      <w:r>
-        <w:t>**SITUATION → ACTION → RESULT → REFLECTION**</w:t>
-      </w:r>
-    </w:p>
-    <w:p>
-      <w:r>
-        <w:t>Situation</w:t>
-      </w:r>
-    </w:p>
-    <w:p>
-      <w:r>
-        <w:t>What was happening?</w:t>
-      </w:r>
-    </w:p>
-    <w:p>
-      <w:r>
-        <w:t>Action</w:t>
-      </w:r>
-    </w:p>
-    <w:p>
-      <w:r>
-        <w:t>What did YOU do?</w:t>
-      </w:r>
-    </w:p>
-    <w:p>
-      <w:r>
-        <w:t>Result</w:t>
-      </w:r>
-    </w:p>
-    <w:p>
-      <w:r>
-        <w:t>What changed?</w:t>
-      </w:r>
-    </w:p>
-    <w:p>
-      <w:r>
-        <w:t>Reflection</w:t>
-      </w:r>
-    </w:p>
-    <w:p>
-      <w:r>
-        <w:t>What did you learn, and why does it matter now?</w:t>
-      </w:r>
-    </w:p>
-    <w:p>
-      <w:r>
-        <w:t>---</w:t>
-      </w:r>
-    </w:p>
-    <w:p>
-      <w:r>
-        <w:t>PART 3 · PRACTICE QUESTION 1</w:t>
-      </w:r>
-    </w:p>
-    <w:p>
-      <w:r>
-        <w:t>Tell me about a time you had to work with someone difficult.</w:t>
-      </w:r>
-    </w:p>
-    <w:p>
-      <w:r>
-        <w:t>Situation:</w:t>
-      </w:r>
-    </w:p>
-    <w:p>
-      <w:r>
-        <w:t>____________________________________________________</w:t>
-      </w:r>
-    </w:p>
-    <w:p>
-      <w:r>
-        <w:t>Action:</w:t>
-      </w:r>
-    </w:p>
-    <w:p>
-      <w:r>
-        <w:t>____________________________________________________</w:t>
-      </w:r>
-    </w:p>
-    <w:p>
-      <w:r>
-        <w:t>Result:</w:t>
-      </w:r>
-    </w:p>
-    <w:p>
-      <w:r>
-        <w:t>____________________________________________________</w:t>
-      </w:r>
-    </w:p>
-    <w:p>
-      <w:r>
-        <w:t>Reflection:</w:t>
-      </w:r>
-    </w:p>
-    <w:p>
-      <w:r>
-        <w:t>____________________________________________________</w:t>
-      </w:r>
-    </w:p>
-    <w:p>
-      <w:r>
-        <w:t>---</w:t>
-      </w:r>
-    </w:p>
-    <w:p>
-      <w:r>
-        <w:t>PART 4 · PRACTICE QUESTION 2</w:t>
-      </w:r>
-    </w:p>
-    <w:p>
-      <w:r>
-        <w:t>Tell me about a mistake you made.</w:t>
-      </w:r>
-    </w:p>
-    <w:p>
-      <w:r>
-        <w:t>Situation:</w:t>
-      </w:r>
-    </w:p>
-    <w:p>
-      <w:r>
-        <w:t>____________________________________________________</w:t>
-      </w:r>
-    </w:p>
-    <w:p>
-      <w:r>
-        <w:t>Action:</w:t>
-      </w:r>
-    </w:p>
-    <w:p>
-      <w:r>
-        <w:t>____________________________________________________</w:t>
-      </w:r>
-    </w:p>
-    <w:p>
-      <w:r>
-        <w:t>Result:</w:t>
-      </w:r>
-    </w:p>
-    <w:p>
-      <w:r>
-        <w:t>____________________________________________________</w:t>
-      </w:r>
-    </w:p>
-    <w:p>
-      <w:r>
-        <w:t>Reflection:</w:t>
-      </w:r>
-    </w:p>
-    <w:p>
-      <w:r>
-        <w:t>____________________________________________________</w:t>
-      </w:r>
-    </w:p>
-    <w:p>
-      <w:r>
-        <w:t>---</w:t>
-      </w:r>
-    </w:p>
-    <w:p>
-      <w:r>
-        <w:t>PART 5 · PRACTICE QUESTION 3</w:t>
-      </w:r>
-    </w:p>
-    <w:p>
-      <w:r>
-        <w:t>Tell me about a time you had to adapt quickly.</w:t>
-      </w:r>
-    </w:p>
-    <w:p>
-      <w:r>
-        <w:t>Situation:</w:t>
-      </w:r>
-    </w:p>
-    <w:p>
-      <w:r>
-        <w:t>____________________________________________________</w:t>
-      </w:r>
-    </w:p>
-    <w:p>
-      <w:r>
-        <w:t>Action:</w:t>
-      </w:r>
-    </w:p>
-    <w:p>
-      <w:r>
-        <w:t>____________________________________________________</w:t>
-      </w:r>
-    </w:p>
-    <w:p>
-      <w:r>
-        <w:t>Result:</w:t>
-      </w:r>
-    </w:p>
-    <w:p>
-      <w:r>
-        <w:t>____________________________________________________</w:t>
-      </w:r>
-    </w:p>
-    <w:p>
-      <w:r>
-        <w:t>Reflection:</w:t>
-      </w:r>
-    </w:p>
-    <w:p>
-      <w:r>
-        <w:t>____________________________________________________</w:t>
-      </w:r>
-    </w:p>
-    <w:p>
-      <w:r>
-        <w:t>---</w:t>
-      </w:r>
-    </w:p>
-    <w:p>
-      <w:r>
-        <w:t>PART 6 · PRACTICE QUESTION 4</w:t>
-      </w:r>
-    </w:p>
-    <w:p>
-      <w:r>
-        <w:t>Tell me about a time someone depended on you.</w:t>
-      </w:r>
-    </w:p>
-    <w:p>
-      <w:r>
-        <w:t>Situation:</w:t>
-      </w:r>
-    </w:p>
-    <w:p>
-      <w:r>
-        <w:t>____________________________________________________</w:t>
-      </w:r>
-    </w:p>
-    <w:p>
-      <w:r>
-        <w:t>Action:</w:t>
-      </w:r>
-    </w:p>
-    <w:p>
-      <w:r>
-        <w:t>____________________________________________________</w:t>
-      </w:r>
-    </w:p>
-    <w:p>
-      <w:r>
-        <w:t>Result:</w:t>
-      </w:r>
-    </w:p>
-    <w:p>
-      <w:r>
-        <w:t>____________________________________________________</w:t>
-      </w:r>
-    </w:p>
-    <w:p>
-      <w:r>
-        <w:t>Reflection:</w:t>
-      </w:r>
-    </w:p>
-    <w:p>
-      <w:r>
-        <w:t>____________________________________________________</w:t>
-      </w:r>
-    </w:p>
-    <w:p>
-      <w:r>
-        <w:t>---</w:t>
-      </w:r>
-    </w:p>
-    <w:p>
-      <w:r>
-        <w:t>PART 7 · THE QUESTION YOU WEREN'T READY FOR</w:t>
-      </w:r>
-    </w:p>
-    <w:p>
-      <w:r>
-        <w:t>Your facilitator will give you an unexpected interview question.</w:t>
-      </w:r>
-    </w:p>
-    <w:p>
-      <w:r>
-        <w:t>QUESTION</w:t>
-      </w:r>
-    </w:p>
-    <w:p>
-      <w:r>
-        <w:t>____________________________________________________</w:t>
-      </w:r>
-    </w:p>
-    <w:p>
-      <w:r>
-        <w:t>My first reaction:</w:t>
-      </w:r>
-    </w:p>
-    <w:p>
-      <w:r>
-        <w:t>____________________________________________________</w:t>
-      </w:r>
-    </w:p>
-    <w:p>
-      <w:r>
-        <w:t>What is this question really asking me to prove?</w:t>
-      </w:r>
-    </w:p>
-    <w:p>
-      <w:r>
-        <w:t>____________________________________________________</w:t>
-      </w:r>
-    </w:p>
-    <w:p>
-      <w:r>
-        <w:t>Which Story Bank example could help?</w:t>
-      </w:r>
-    </w:p>
-    <w:p>
-      <w:r>
-        <w:t>____________________________________________________</w:t>
-      </w:r>
-    </w:p>
-    <w:p>
-      <w:r>
-        <w:t>My answer:</w:t>
-      </w:r>
-    </w:p>
-    <w:p>
-      <w:r>
-        <w:t>____________________________________________________</w:t>
-      </w:r>
-    </w:p>
-    <w:p>
-      <w:r>
-        <w:t>____________________________________________________</w:t>
-      </w:r>
-    </w:p>
-    <w:p>
-      <w:r>
-        <w:t>____________________________________________________</w:t>
-      </w:r>
-    </w:p>
-    <w:p>
-      <w:r>
-        <w:t>What worked?</w:t>
-      </w:r>
-    </w:p>
-    <w:p>
-      <w:r>
-        <w:t>____________________________________________________</w:t>
-      </w:r>
-    </w:p>
-    <w:p>
-      <w:r>
-        <w:t>What would I improve?</w:t>
-      </w:r>
-    </w:p>
-    <w:p>
-      <w:r>
-        <w:t>____________________________________________________</w:t>
-      </w:r>
-    </w:p>
-    <w:p>
-      <w:r>
-        <w:t>---</w:t>
-      </w:r>
-    </w:p>
-    <w:p>
-      <w:r>
-        <w:t>PART 8 · RECOVER WITHOUT PANICKING</w:t>
-      </w:r>
-    </w:p>
-    <w:p>
-      <w:r>
-        <w:t>Sometimes an answer starts badly.</w:t>
-      </w:r>
-    </w:p>
-    <w:p>
-      <w:r>
-        <w:t>That does not mean the interview is over.</w:t>
-      </w:r>
-    </w:p>
-    <w:p>
-      <w:r>
-        <w:t>If I lose my train of thought, I can say:</w:t>
-      </w:r>
-    </w:p>
-    <w:p>
-      <w:r>
-        <w:t>____________________________________________________</w:t>
-      </w:r>
-    </w:p>
-    <w:p>
-      <w:r>
-        <w:t>If I misunderstand the question, I can say:</w:t>
-      </w:r>
-    </w:p>
-    <w:p>
-      <w:r>
-        <w:t>____________________________________________________</w:t>
-      </w:r>
-    </w:p>
-    <w:p>
-      <w:r>
-        <w:t>If I need a moment to think, I can say:</w:t>
-      </w:r>
-    </w:p>
-    <w:p>
-      <w:r>
-        <w:t>____________________________________________________</w:t>
-      </w:r>
-    </w:p>
-    <w:p>
-      <w:r>
-        <w:t>If I do not have the exact experience, I can say:</w:t>
-      </w:r>
-    </w:p>
-    <w:p>
-      <w:r>
-        <w:t>____________________________________________________</w:t>
-      </w:r>
-    </w:p>
-    <w:p>
-      <w:r>
-        <w:t>---</w:t>
-      </w:r>
-    </w:p>
-    <w:p>
-      <w:r>
-        <w:t>PART 9 · INTERVIEW PANEL</w:t>
-      </w:r>
-    </w:p>
-    <w:p>
-      <w:r>
-        <w:t>You may be asked similar questions by people with different styles.</w:t>
-      </w:r>
-    </w:p>
-    <w:p>
-      <w:r>
-        <w:t>Notice what changes.</w:t>
-      </w:r>
-    </w:p>
-    <w:p>
-      <w:r>
-        <w:t>INTERVIEWER 1</w:t>
-      </w:r>
-    </w:p>
-    <w:p>
-      <w:r>
-        <w:t>Question:</w:t>
-      </w:r>
-    </w:p>
-    <w:p>
-      <w:r>
-        <w:t>____________________________________________________</w:t>
-      </w:r>
-    </w:p>
-    <w:p>
-      <w:r>
-        <w:t>What did I do well?</w:t>
-      </w:r>
-    </w:p>
-    <w:p>
-      <w:r>
-        <w:t>____________________________________________________</w:t>
-      </w:r>
-    </w:p>
-    <w:p>
-      <w:r>
-        <w:t>What should improve?</w:t>
-      </w:r>
-    </w:p>
-    <w:p>
-      <w:r>
-        <w:t>____________________________________________________</w:t>
-      </w:r>
-    </w:p>
-    <w:p>
-      <w:r>
-        <w:t>---</w:t>
-      </w:r>
-    </w:p>
-    <w:p>
-      <w:r>
-        <w:t>INTERVIEWER 2</w:t>
-      </w:r>
-    </w:p>
-    <w:p>
-      <w:r>
-        <w:t>Question:</w:t>
-      </w:r>
-    </w:p>
-    <w:p>
-      <w:r>
-        <w:t>____________________________________________________</w:t>
-      </w:r>
-    </w:p>
-    <w:p>
-      <w:r>
-        <w:t>What did I do well?</w:t>
-      </w:r>
-    </w:p>
-    <w:p>
-      <w:r>
-        <w:t>____________________________________________________</w:t>
-      </w:r>
-    </w:p>
-    <w:p>
-      <w:r>
-        <w:t>What should improve?</w:t>
-      </w:r>
-    </w:p>
-    <w:p>
-      <w:r>
-        <w:t>____________________________________________________</w:t>
-      </w:r>
-    </w:p>
-    <w:p>
-      <w:r>
-        <w:t>---</w:t>
-      </w:r>
-    </w:p>
-    <w:p>
-      <w:r>
-        <w:t>INTERVIEWER 3</w:t>
-      </w:r>
-    </w:p>
-    <w:p>
-      <w:r>
-        <w:t>Question:</w:t>
-      </w:r>
-    </w:p>
-    <w:p>
-      <w:r>
-        <w:t>____________________________________________________</w:t>
-      </w:r>
-    </w:p>
-    <w:p>
-      <w:r>
-        <w:t>What did I do well?</w:t>
-      </w:r>
-    </w:p>
-    <w:p>
-      <w:r>
-        <w:t>____________________________________________________</w:t>
-      </w:r>
-    </w:p>
-    <w:p>
-      <w:r>
-        <w:t>What should improve?</w:t>
-      </w:r>
-    </w:p>
-    <w:p>
-      <w:r>
-        <w:t>____________________________________________________</w:t>
-      </w:r>
-    </w:p>
-    <w:p>
-      <w:r>
-        <w:t>---</w:t>
-      </w:r>
-    </w:p>
-    <w:p>
-      <w:r>
-        <w:t>PART 10 · WHAT MAKES AN ANSWER MEMORABLE?</w:t>
-      </w:r>
-    </w:p>
-    <w:p>
-      <w:r>
-        <w:t>Check what strong answers usually include.</w:t>
-      </w:r>
-    </w:p>
-    <w:p>
-      <w:r>
-        <w:t>[ ] A real example</w:t>
-      </w:r>
-    </w:p>
-    <w:p>
-      <w:r>
-        <w:t>[ ] Clear action</w:t>
-      </w:r>
-    </w:p>
-    <w:p>
-      <w:r>
-        <w:t>[ ] Specific detail</w:t>
-      </w:r>
-    </w:p>
-    <w:p>
-      <w:r>
-        <w:t>[ ] Honest reflection</w:t>
-      </w:r>
-    </w:p>
-    <w:p>
-      <w:r>
-        <w:t>[ ] Evidence</w:t>
-      </w:r>
-    </w:p>
-    <w:p>
-      <w:r>
-        <w:t>[ ] Strong communication</w:t>
-      </w:r>
-    </w:p>
-    <w:p>
-      <w:r>
-        <w:t>[ ] Relevant result</w:t>
-      </w:r>
-    </w:p>
-    <w:p>
-      <w:r>
-        <w:t>[ ] Learning</w:t>
-      </w:r>
-    </w:p>
-    <w:p>
-      <w:r>
-        <w:t>[ ] Appropriate confidence</w:t>
-      </w:r>
-    </w:p>
-    <w:p>
-      <w:r>
-        <w:t>[ ] No exaggeration</w:t>
-      </w:r>
-    </w:p>
-    <w:p>
-      <w:r>
-        <w:t>What weakens an answer?</w:t>
-      </w:r>
-    </w:p>
-    <w:p>
-      <w:r>
-        <w:t>____________________________________________________</w:t>
-      </w:r>
-    </w:p>
-    <w:p>
-      <w:r>
-        <w:t>____________________________________________________</w:t>
-      </w:r>
-    </w:p>
-    <w:p>
-      <w:r>
-        <w:t>---</w:t>
-      </w:r>
-    </w:p>
-    <w:p>
-      <w:r>
-        <w:t>PART 11 · NONVERBAL COMMUNICATION</w:t>
-      </w:r>
-    </w:p>
-    <w:p>
-      <w:r>
-        <w:t>Eye contact</w:t>
-      </w:r>
-    </w:p>
-    <w:p>
-      <w:r>
-        <w:t>What feels professional?</w:t>
-      </w:r>
-    </w:p>
-    <w:p>
-      <w:r>
-        <w:t>____________________________________________________</w:t>
-      </w:r>
-    </w:p>
-    <w:p>
-      <w:r>
-        <w:t>Posture</w:t>
-      </w:r>
-    </w:p>
-    <w:p>
-      <w:r>
-        <w:t>What does confident but natural look like?</w:t>
-      </w:r>
-    </w:p>
-    <w:p>
-      <w:r>
-        <w:t>____________________________________________________</w:t>
-      </w:r>
-    </w:p>
-    <w:p>
-      <w:r>
-        <w:t>Voice</w:t>
-      </w:r>
-    </w:p>
-    <w:p>
-      <w:r>
-        <w:t>What makes someone easier to understand?</w:t>
-      </w:r>
-    </w:p>
-    <w:p>
-      <w:r>
-        <w:t>____________________________________________________</w:t>
-      </w:r>
-    </w:p>
-    <w:p>
-      <w:r>
-        <w:t>Pace</w:t>
-      </w:r>
-    </w:p>
-    <w:p>
-      <w:r>
-        <w:t>What happens when someone speaks too quickly?</w:t>
-      </w:r>
-    </w:p>
-    <w:p>
-      <w:r>
-        <w:t>____________________________________________________</w:t>
-      </w:r>
-    </w:p>
-    <w:p>
-      <w:r>
-        <w:t>Listening</w:t>
-      </w:r>
-    </w:p>
-    <w:p>
-      <w:r>
-        <w:t>How can an interviewer tell you are actually listening?</w:t>
-      </w:r>
-    </w:p>
-    <w:p>
-      <w:r>
-        <w:t>____________________________________________________</w:t>
-      </w:r>
-    </w:p>
-    <w:p>
-      <w:r>
-        <w:t>---</w:t>
-      </w:r>
-    </w:p>
-    <w:p>
-      <w:r>
-        <w:t>PART 12 · MY HARDEST QUESTION</w:t>
-      </w:r>
-    </w:p>
-    <w:p>
-      <w:r>
-        <w:t>The question that challenged me most:</w:t>
-      </w:r>
-    </w:p>
-    <w:p>
-      <w:r>
-        <w:t>____________________________________________________</w:t>
-      </w:r>
-    </w:p>
-    <w:p>
-      <w:r>
-        <w:t>Why?</w:t>
-      </w:r>
-    </w:p>
-    <w:p>
-      <w:r>
-        <w:t>____________________________________________________</w:t>
-      </w:r>
-    </w:p>
-    <w:p>
-      <w:r>
-        <w:t>The story I used:</w:t>
-      </w:r>
-    </w:p>
-    <w:p>
-      <w:r>
-        <w:t>____________________________________________________</w:t>
-      </w:r>
-    </w:p>
-    <w:p>
-      <w:r>
-        <w:t>What I wish I had said more clearly:</w:t>
-      </w:r>
-    </w:p>
-    <w:p>
-      <w:r>
-        <w:t>____________________________________________________</w:t>
-      </w:r>
-    </w:p>
-    <w:p>
-      <w:r>
-        <w:t>____________________________________________________</w:t>
-      </w:r>
-    </w:p>
-    <w:p>
-      <w:r>
-        <w:t>My stronger second attempt:</w:t>
-      </w:r>
-    </w:p>
-    <w:p>
-      <w:r>
-        <w:t>____________________________________________________</w:t>
-      </w:r>
-    </w:p>
-    <w:p>
-      <w:r>
-        <w:t>____________________________________________________</w:t>
-      </w:r>
-    </w:p>
-    <w:p>
-      <w:r>
-        <w:t>____________________________________________________</w:t>
-      </w:r>
-    </w:p>
-    <w:p>
-      <w:r>
-        <w:t>---</w:t>
-      </w:r>
-    </w:p>
-    <w:p>
-      <w:r>
-        <w:t>PART 13 · ASK THEM SOMETHING</w:t>
-      </w:r>
-    </w:p>
-    <w:p>
-      <w:r>
-        <w:t>An interview is also a professional conversation.</w:t>
-      </w:r>
-    </w:p>
-    <w:p>
-      <w:r>
-        <w:t>Prepare questions for the employer.</w:t>
-      </w:r>
-    </w:p>
-    <w:p>
-      <w:r>
-        <w:t>QUESTION 1</w:t>
-      </w:r>
-    </w:p>
-    <w:p>
-      <w:r>
-        <w:t>____________________________________________________</w:t>
-      </w:r>
-    </w:p>
-    <w:p>
-      <w:r>
-        <w:t>Why would this help me evaluate the opportunity?</w:t>
-      </w:r>
-    </w:p>
-    <w:p>
-      <w:r>
-        <w:t>____________________________________________________</w:t>
-      </w:r>
-    </w:p>
-    <w:p>
-      <w:r>
-        <w:t>QUESTION 2</w:t>
-      </w:r>
-    </w:p>
-    <w:p>
-      <w:r>
-        <w:t>____________________________________________________</w:t>
-      </w:r>
-    </w:p>
-    <w:p>
-      <w:r>
-        <w:t>Why would this help me understand the role?</w:t>
-      </w:r>
-    </w:p>
-    <w:p>
-      <w:r>
-        <w:t>____________________________________________________</w:t>
-      </w:r>
-    </w:p>
-    <w:p>
-      <w:r>
-        <w:t>QUESTION 3</w:t>
-      </w:r>
-    </w:p>
-    <w:p>
-      <w:r>
-        <w:t>____________________________________________________</w:t>
-      </w:r>
-    </w:p>
-    <w:p>
-      <w:r>
-        <w:t>Why would this help me understand the organization?</w:t>
-      </w:r>
-    </w:p>
-    <w:p>
-      <w:r>
-        <w:t>____________________________________________________</w:t>
-      </w:r>
-    </w:p>
-    <w:p>
-      <w:r>
-        <w:t>---</w:t>
-      </w:r>
-    </w:p>
-    <w:p>
-      <w:r>
-        <w:t>PART 14 · MY 30-SECOND CLOSE</w:t>
-      </w:r>
-    </w:p>
-    <w:p>
-      <w:r>
-        <w:t>If an interviewer asks:</w:t>
-      </w:r>
-    </w:p>
-    <w:p>
-      <w:r>
-        <w:t>"Is there anything else you'd like us to know?"</w:t>
-      </w:r>
-    </w:p>
-    <w:p>
-      <w:r>
-        <w:t>What would you want them to remember?</w:t>
-      </w:r>
-    </w:p>
-    <w:p>
-      <w:r>
-        <w:t>____________________________________________________</w:t>
-      </w:r>
-    </w:p>
-    <w:p>
-      <w:r>
-        <w:t>____________________________________________________</w:t>
-      </w:r>
-    </w:p>
-    <w:p>
-      <w:r>
-        <w:t>____________________________________________________</w:t>
-      </w:r>
-    </w:p>
-    <w:p>
-      <w:r>
-        <w:t>---</w:t>
-      </w:r>
-    </w:p>
-    <w:p>
-      <w:r>
-        <w:t>PART 15 · FEEDBACK</w:t>
-      </w:r>
-    </w:p>
-    <w:p>
-      <w:r>
-        <w:t>One strength my partner or interviewer noticed:</w:t>
-      </w:r>
-    </w:p>
-    <w:p>
-      <w:r>
-        <w:t>____________________________________________________</w:t>
-      </w:r>
-    </w:p>
-    <w:p>
-      <w:r>
-        <w:t>One answer that sounded credible:</w:t>
-      </w:r>
-    </w:p>
-    <w:p>
-      <w:r>
-        <w:t>____________________________________________________</w:t>
-      </w:r>
-    </w:p>
-    <w:p>
-      <w:r>
-        <w:t>One answer that needed more evidence:</w:t>
-      </w:r>
-    </w:p>
-    <w:p>
-      <w:r>
-        <w:t>____________________________________________________</w:t>
-      </w:r>
-    </w:p>
-    <w:p>
-      <w:r>
-        <w:t>One communication habit I need to improve:</w:t>
-      </w:r>
-    </w:p>
-    <w:p>
-      <w:r>
-        <w:t>____________________________________________________</w:t>
-      </w:r>
-    </w:p>
-    <w:p>
-      <w:r>
-        <w:t>One thing I will do differently next time:</w:t>
-      </w:r>
-    </w:p>
-    <w:p>
-      <w:r>
-        <w:t>____________________________________________________</w:t>
-      </w:r>
-    </w:p>
-    <w:p>
-      <w:r>
-        <w:t>---</w:t>
-      </w:r>
-    </w:p>
-    <w:p>
-      <w:r>
-        <w:t>WEEK 10 REFLECTION</w:t>
-      </w:r>
-    </w:p>
-    <w:p>
-      <w:r>
-        <w:t>BEFORE THIS WEEK...</w:t>
-      </w:r>
-    </w:p>
-    <w:p>
-      <w:r>
-        <w:t>The interview question I was most worried about was:</w:t>
-      </w:r>
-    </w:p>
-    <w:p>
-      <w:r>
-        <w:t>____________________________________________________</w:t>
-      </w:r>
-    </w:p>
-    <w:p>
-      <w:r>
-        <w:t>NOW...</w:t>
-      </w:r>
-    </w:p>
-    <w:p>
-      <w:r>
-        <w:t>I can handle that question by:</w:t>
-      </w:r>
-    </w:p>
-    <w:p>
-      <w:r>
-        <w:t>____________________________________________________</w:t>
-      </w:r>
-    </w:p>
-    <w:p>
-      <w:r>
-        <w:t>____________________________________________________</w:t>
-      </w:r>
-    </w:p>
-    <w:p>
-      <w:r>
-        <w:t>One story I can tell confidently:</w:t>
-      </w:r>
-    </w:p>
-    <w:p>
-      <w:r>
-        <w:t>____________________________________________________</w:t>
-      </w:r>
-    </w:p>
-    <w:p>
-      <w:r>
-        <w:t>One question I still need to practice:</w:t>
-      </w:r>
-    </w:p>
-    <w:p>
-      <w:r>
-        <w:t>____________________________________________________</w:t>
-      </w:r>
-    </w:p>
-    <w:p>
-      <w:r>
-        <w:t>One way I recovered under pressure:</w:t>
-      </w:r>
-    </w:p>
-    <w:p>
-      <w:r>
-        <w:t>____________________________________________________</w:t>
-      </w:r>
-    </w:p>
-    <w:p>
-      <w:r>
-        <w:t>One communication strength I noticed:</w:t>
-      </w:r>
-    </w:p>
-    <w:p>
-      <w:r>
-        <w:t>____________________________________________________</w:t>
-      </w:r>
-    </w:p>
-    <w:p>
-      <w:r>
-        <w:t>One thing I need to keep practicing:</w:t>
-      </w:r>
-    </w:p>
-    <w:p>
-      <w:r>
-        <w:t>____________________________________________________</w:t>
-      </w:r>
-    </w:p>
-    <w:p>
-      <w:r>
-        <w:t>---</w:t>
-      </w:r>
-    </w:p>
-    <w:p>
-      <w:r>
-        <w:t>FUTURE READY™ PASSPORT EVIDENCE</w:t>
-      </w:r>
-    </w:p>
-    <w:p>
-      <w:r>
-        <w:t>Save:</w:t>
-      </w:r>
-    </w:p>
-    <w:p>
-      <w:r>
-        <w:t>ONE STRONG INTERVIEW STORY</w:t>
-      </w:r>
-    </w:p>
-    <w:p>
-      <w:r>
-        <w:t>____________________________________________________</w:t>
-      </w:r>
-    </w:p>
-    <w:p>
-      <w:r>
-        <w:t>ONE CHALLENGING QUESTION</w:t>
-      </w:r>
-    </w:p>
-    <w:p>
-      <w:r>
-        <w:t>____________________________________________________</w:t>
-      </w:r>
-    </w:p>
-    <w:p>
-      <w:r>
-        <w:t>ONE RECOVERY STRATEGY</w:t>
-      </w:r>
-    </w:p>
-    <w:p>
-      <w:r>
-        <w:t>____________________________________________________</w:t>
-      </w:r>
-    </w:p>
-    <w:p>
-      <w:r>
-        <w:t>ONE PIECE OF FEEDBACK</w:t>
-      </w:r>
-    </w:p>
-    <w:p>
-      <w:r>
-        <w:t>____________________________________________________</w:t>
-      </w:r>
-    </w:p>
-    <w:p>
-      <w:r>
-        <w:t>ONE IMPROVED SECOND ATTEMPT</w:t>
-      </w:r>
-    </w:p>
-    <w:p>
-      <w:r>
-        <w:t>____________________________________________________</w:t>
-      </w:r>
-    </w:p>
-    <w:p>
-      <w:r>
-        <w:t>ONE EMPLOYER QUESTION</w:t>
-      </w:r>
-    </w:p>
-    <w:p>
-      <w:r>
-        <w:t>____________________________________________________</w:t>
-      </w:r>
-    </w:p>
-    <w:p>
-      <w:r>
-        <w:t>MY 30-SECOND CLOSE</w:t>
-      </w:r>
-    </w:p>
-    <w:p>
-      <w:r>
-        <w:t>____________________________________________________</w:t>
-      </w:r>
-    </w:p>
-    <w:p>
-      <w:r>
-        <w:t>---</w:t>
-      </w:r>
-    </w:p>
-    <w:p>
-      <w:r>
-        <w:t>CAPSTONE CONNECTION</w:t>
-      </w:r>
-    </w:p>
-    <w:p>
-      <w:r>
-        <w:t>Keep:</w:t>
-      </w:r>
-    </w:p>
-    <w:p>
-      <w:r>
-        <w:t>- one story you can tell confidently</w:t>
-        <w:br/>
-        <w:t>- one question that challenged you</w:t>
-        <w:br/>
-        <w:t>- one example of recovering under pressure</w:t>
-        <w:br/>
-        <w:t>- one piece of interviewer feedback</w:t>
-        <w:br/>
-        <w:t>- one improved answer</w:t>
-        <w:br/>
-        <w:t>- one professional question you would ask an employer</w:t>
-        <w:br/>
-        <w:t>- one communication skill you strengthened</w:t>
-      </w:r>
-    </w:p>
-    <w:p>
-      <w:r>
-        <w:t>Interview confidence does not come from knowing every question.</w:t>
-      </w:r>
-    </w:p>
-    <w:p>
-      <w:r>
-        <w:t>It comes from knowing your experiences well enough to adapt.</w:t>
-      </w:r>
-    </w:p>
-    <w:p>
-      <w:r>
-        <w:t>---</w:t>
-      </w:r>
-    </w:p>
-    <w:p>
-      <w:r>
-        <w:t>WEEK 10 CLOSE</w:t>
-      </w:r>
-    </w:p>
-    <w:p>
-      <w:r>
-        <w:t>I WAS ASKED...</w:t>
-      </w:r>
-    </w:p>
-    <w:p>
-      <w:r>
-        <w:t>____________________________________________________</w:t>
-      </w:r>
-    </w:p>
-    <w:p>
-      <w:r>
-        <w:t>I CHOSE THE STORY...</w:t>
-      </w:r>
-    </w:p>
-    <w:p>
-      <w:r>
-        <w:t>____________________________________________________</w:t>
-      </w:r>
-    </w:p>
-    <w:p>
-      <w:r>
-        <w:t>I GOT STUCK WHEN...</w:t>
-      </w:r>
-    </w:p>
-    <w:p>
-      <w:r>
-        <w:t>____________________________________________________</w:t>
-      </w:r>
-    </w:p>
-    <w:p>
-      <w:r>
-        <w:t>I RECOVERED BY...</w:t>
-      </w:r>
-    </w:p>
-    <w:p>
-      <w:r>
-        <w:t>____________________________________________________</w:t>
-      </w:r>
-    </w:p>
-    <w:p>
-      <w:r>
-        <w:t>I CAN NOW EXPLAIN...</w:t>
-      </w:r>
-    </w:p>
-    <w:p>
-      <w:r>
-        <w:t>____________________________________________________</w:t>
-      </w:r>
-    </w:p>
-    <w:p>
-      <w:r>
-        <w:t>NEXT TIME I WILL...</w:t>
-      </w:r>
-    </w:p>
-    <w:p>
-      <w:r>
-        <w:t>____________________________________________________</w:t>
-      </w:r>
-    </w:p>
-    <w:p>
-      <w:r>
-        <w:t>---</w:t>
-      </w:r>
-    </w:p>
-    <w:p>
-      <w:r>
-        <w:t>**LISTEN. CHOOSE. ANSWER. ADAPT. RECOVER.**</w:t>
-      </w:r>
-    </w:p>
-    <w:p>
-      <w:r>
-        <w:t>© 2026 BUILD6™. All Rights Reserved.</w:t>
-      </w:r>
-    </w:p>
-    <w:p>
-      <w:r>
-        <w:t>Proprietary Future Ready™ / BUILD6™ program material.</w:t>
+        <w:t>________________________________________________________________________________</w:t>
       </w:r>
     </w:p>
     <w:sectPr>
-      <w:footerReference w:type="default" r:id="rId9"/>
       <w:pgSz w:w="12240" w:h="15840"/>
-      <w:pgMar w:top="1008" w:right="1008" w:bottom="1008" w:left="1008" w:header="720" w:footer="720" w:gutter="0"/>
+      <w:pgMar w:top="792" w:right="936" w:bottom="792" w:left="936" w:header="720" w:footer="720" w:gutter="0"/>
       <w:cols w:space="720"/>
       <w:docGrid w:linePitch="360"/>
     </w:sectPr>
   </w:body>
 </w:document>
-</file>
-
-<file path=word/footer1.xml><?xml version="1.0" encoding="utf-8"?>
-<w:ftr xmlns:m="http://schemas.openxmlformats.org/officeDocument/2006/math" xmlns:mc="http://schemas.openxmlformats.org/markup-compatibility/2006" xmlns:mo="http://schemas.microsoft.com/office/mac/office/2008/main" xmlns:mv="urn:schemas-microsoft-com:mac:vml" xmlns:o="urn:schemas-microsoft-com:office:office" xmlns:r="http://schemas.openxmlformats.org/officeDocument/2006/relationships" xmlns:v="urn:schemas-microsoft-com:vml" xmlns:w10="urn:schemas-microsoft-com:office:word" xmlns:w14="http://schemas.microsoft.com/office/word/2010/wordml" xmlns:w="http://schemas.openxmlformats.org/wordprocessingml/2006/main" xmlns:wne="http://schemas.microsoft.com/office/word/2006/wordml" xmlns:wp14="http://schemas.microsoft.com/office/word/2010/wordprocessingDrawing" xmlns:wp="http://schemas.openxmlformats.org/drawingml/2006/wordprocessingDrawing" xmlns:wpc="http://schemas.microsoft.com/office/word/2010/wordprocessingCanvas" xmlns:wpg="http://schemas.microsoft.com/office/word/2010/wordprocessingGroup" xmlns:wpi="http://schemas.microsoft.com/office/word/2010/wordprocessingInk" xmlns:wps="http://schemas.microsoft.com/office/word/2010/wordprocessingShape" mc:Ignorable="w14 wp14">
-  <w:p>
-    <w:pPr>
-      <w:pStyle w:val="Footer"/>
-    </w:pPr>
-    <w:r>
-      <w:t>BUILD6™ — Proprietary curriculum of LINK Lake Norman, LLC. Do not reproduce without permission.</w:t>
-    </w:r>
-  </w:p>
-</w:ftr>
 </file>
 
 <file path=word/numbering.xml><?xml version="1.0" encoding="utf-8"?>
@@ -1952,6 +880,10 @@
     <w:name w:val="Normal"/>
     <w:qFormat/>
     <w:rsid w:val="00FC693F"/>
+    <w:rPr>
+      <w:rFonts w:ascii="Aptos" w:hAnsi="Aptos"/>
+      <w:sz w:val="21"/>
+    </w:rPr>
   </w:style>
   <w:style w:type="paragraph" w:styleId="Header">
     <w:name w:val="header"/>
@@ -2012,11 +944,11 @@
       <w:outlineLvl w:val="0"/>
     </w:pPr>
     <w:rPr>
-      <w:rFonts w:asciiTheme="majorHAnsi" w:eastAsiaTheme="majorEastAsia" w:hAnsiTheme="majorHAnsi" w:cstheme="majorBidi"/>
+      <w:rFonts w:asciiTheme="majorHAnsi" w:eastAsiaTheme="majorEastAsia" w:hAnsiTheme="majorHAnsi" w:cstheme="majorBidi" w:ascii="Aptos" w:hAnsi="Aptos"/>
       <w:b/>
       <w:bCs/>
       <w:color w:val="365F91" w:themeColor="accent1" w:themeShade="BF"/>
-      <w:sz w:val="28"/>
+      <w:sz w:val="36"/>
       <w:szCs w:val="28"/>
     </w:rPr>
   </w:style>
@@ -2036,7 +968,7 @@
       <w:outlineLvl w:val="1"/>
     </w:pPr>
     <w:rPr>
-      <w:rFonts w:asciiTheme="majorHAnsi" w:eastAsiaTheme="majorEastAsia" w:hAnsiTheme="majorHAnsi" w:cstheme="majorBidi"/>
+      <w:rFonts w:asciiTheme="majorHAnsi" w:eastAsiaTheme="majorEastAsia" w:hAnsiTheme="majorHAnsi" w:cstheme="majorBidi" w:ascii="Aptos" w:hAnsi="Aptos"/>
       <w:b/>
       <w:bCs/>
       <w:color w:val="4F81BD" w:themeColor="accent1"/>
@@ -2060,10 +992,11 @@
       <w:outlineLvl w:val="2"/>
     </w:pPr>
     <w:rPr>
-      <w:rFonts w:asciiTheme="majorHAnsi" w:eastAsiaTheme="majorEastAsia" w:hAnsiTheme="majorHAnsi" w:cstheme="majorBidi"/>
+      <w:rFonts w:asciiTheme="majorHAnsi" w:eastAsiaTheme="majorEastAsia" w:hAnsiTheme="majorHAnsi" w:cstheme="majorBidi" w:ascii="Aptos" w:hAnsi="Aptos"/>
       <w:b/>
       <w:bCs/>
       <w:color w:val="4F81BD" w:themeColor="accent1"/>
+      <w:sz w:val="22"/>
     </w:rPr>
   </w:style>
   <w:style w:type="paragraph" w:styleId="Heading4">
@@ -2301,7 +1234,8 @@
       <w:contextualSpacing/>
     </w:pPr>
     <w:rPr>
-      <w:rFonts w:asciiTheme="majorHAnsi" w:eastAsiaTheme="majorEastAsia" w:hAnsiTheme="majorHAnsi" w:cstheme="majorBidi"/>
+      <w:rFonts w:asciiTheme="majorHAnsi" w:eastAsiaTheme="majorEastAsia" w:hAnsiTheme="majorHAnsi" w:cstheme="majorBidi" w:ascii="Aptos" w:hAnsi="Aptos"/>
+      <w:b/>
       <w:color w:val="17365D" w:themeColor="text2" w:themeShade="BF"/>
       <w:spacing w:val="5"/>
       <w:kern w:val="28"/>
